--- a/klagomål/A 584-2023 FSC-klagomål.docx
+++ b/klagomål/A 584-2023 FSC-klagomål.docx
@@ -870,7 +870,7 @@
     <w:r>
       <w:tab/>
       <w:tab/>
-      <w:t>2026-09-14</w:t>
+      <w:t>2026-09-15</w:t>
       <w:br/>
       <w:br/>
     </w:r>

--- a/klagomål/A 584-2023 FSC-klagomål.docx
+++ b/klagomål/A 584-2023 FSC-klagomål.docx
@@ -870,7 +870,7 @@
     <w:r>
       <w:tab/>
       <w:tab/>
-      <w:t>2026-09-15</w:t>
+      <w:t>2026-09-16</w:t>
       <w:br/>
       <w:br/>
     </w:r>

--- a/klagomål/A 584-2023 FSC-klagomål.docx
+++ b/klagomål/A 584-2023 FSC-klagomål.docx
@@ -870,7 +870,7 @@
     <w:r>
       <w:tab/>
       <w:tab/>
-      <w:t>2026-09-16</w:t>
+      <w:t>2026-09-17</w:t>
       <w:br/>
       <w:br/>
     </w:r>

--- a/klagomål/A 584-2023 FSC-klagomål.docx
+++ b/klagomål/A 584-2023 FSC-klagomål.docx
@@ -870,7 +870,7 @@
     <w:r>
       <w:tab/>
       <w:tab/>
-      <w:t>2026-09-17</w:t>
+      <w:t>2026-09-18</w:t>
       <w:br/>
       <w:br/>
     </w:r>

--- a/klagomål/A 584-2023 FSC-klagomål.docx
+++ b/klagomål/A 584-2023 FSC-klagomål.docx
@@ -870,7 +870,7 @@
     <w:r>
       <w:tab/>
       <w:tab/>
-      <w:t>2026-09-18</w:t>
+      <w:t>2026-09-19</w:t>
       <w:br/>
       <w:br/>
     </w:r>

--- a/klagomål/A 584-2023 FSC-klagomål.docx
+++ b/klagomål/A 584-2023 FSC-klagomål.docx
@@ -870,7 +870,7 @@
     <w:r>
       <w:tab/>
       <w:tab/>
-      <w:t>2026-09-19</w:t>
+      <w:t>2026-09-21</w:t>
       <w:br/>
       <w:br/>
     </w:r>

--- a/klagomål/A 584-2023 FSC-klagomål.docx
+++ b/klagomål/A 584-2023 FSC-klagomål.docx
@@ -870,7 +870,7 @@
     <w:r>
       <w:tab/>
       <w:tab/>
-      <w:t>2026-09-21</w:t>
+      <w:t>2026-09-23</w:t>
       <w:br/>
       <w:br/>
     </w:r>

--- a/klagomål/A 584-2023 FSC-klagomål.docx
+++ b/klagomål/A 584-2023 FSC-klagomål.docx
@@ -870,7 +870,7 @@
     <w:r>
       <w:tab/>
       <w:tab/>
-      <w:t>2026-09-23</w:t>
+      <w:t>2026-09-24</w:t>
       <w:br/>
       <w:br/>
     </w:r>

--- a/klagomål/A 584-2023 FSC-klagomål.docx
+++ b/klagomål/A 584-2023 FSC-klagomål.docx
@@ -870,7 +870,7 @@
     <w:r>
       <w:tab/>
       <w:tab/>
-      <w:t>2026-09-24</w:t>
+      <w:t>2026-09-25</w:t>
       <w:br/>
       <w:br/>
     </w:r>

--- a/klagomål/A 584-2023 FSC-klagomål.docx
+++ b/klagomål/A 584-2023 FSC-klagomål.docx
@@ -870,7 +870,7 @@
     <w:r>
       <w:tab/>
       <w:tab/>
-      <w:t>2026-09-25</w:t>
+      <w:t>2026-09-26</w:t>
       <w:br/>
       <w:br/>
     </w:r>

--- a/klagomål/A 584-2023 FSC-klagomål.docx
+++ b/klagomål/A 584-2023 FSC-klagomål.docx
@@ -870,7 +870,7 @@
     <w:r>
       <w:tab/>
       <w:tab/>
-      <w:t>2026-09-26</w:t>
+      <w:t>2026-09-27</w:t>
       <w:br/>
       <w:br/>
     </w:r>

--- a/klagomål/A 584-2023 FSC-klagomål.docx
+++ b/klagomål/A 584-2023 FSC-klagomål.docx
@@ -870,7 +870,7 @@
     <w:r>
       <w:tab/>
       <w:tab/>
-      <w:t>2026-09-27</w:t>
+      <w:t>2026-09-28</w:t>
       <w:br/>
       <w:br/>
     </w:r>

--- a/klagomål/A 584-2023 FSC-klagomål.docx
+++ b/klagomål/A 584-2023 FSC-klagomål.docx
@@ -870,7 +870,7 @@
     <w:r>
       <w:tab/>
       <w:tab/>
-      <w:t>2026-09-28</w:t>
+      <w:t>2026-09-29</w:t>
       <w:br/>
       <w:br/>
     </w:r>

--- a/klagomål/A 584-2023 FSC-klagomål.docx
+++ b/klagomål/A 584-2023 FSC-klagomål.docx
@@ -870,7 +870,7 @@
     <w:r>
       <w:tab/>
       <w:tab/>
-      <w:t>2026-09-29</w:t>
+      <w:t>2026-09-30</w:t>
       <w:br/>
       <w:br/>
     </w:r>

--- a/klagomål/A 584-2023 FSC-klagomål.docx
+++ b/klagomål/A 584-2023 FSC-klagomål.docx
@@ -870,7 +870,7 @@
     <w:r>
       <w:tab/>
       <w:tab/>
-      <w:t>2026-09-30</w:t>
+      <w:t>2026-10-01</w:t>
       <w:br/>
       <w:br/>
     </w:r>

--- a/klagomål/A 584-2023 FSC-klagomål.docx
+++ b/klagomål/A 584-2023 FSC-klagomål.docx
@@ -870,7 +870,7 @@
     <w:r>
       <w:tab/>
       <w:tab/>
-      <w:t>2026-10-01</w:t>
+      <w:t>2026-10-02</w:t>
       <w:br/>
       <w:br/>
     </w:r>

--- a/klagomål/A 584-2023 FSC-klagomål.docx
+++ b/klagomål/A 584-2023 FSC-klagomål.docx
@@ -870,7 +870,7 @@
     <w:r>
       <w:tab/>
       <w:tab/>
-      <w:t>2026-10-02</w:t>
+      <w:t>2026-10-03</w:t>
       <w:br/>
       <w:br/>
     </w:r>

--- a/klagomål/A 584-2023 FSC-klagomål.docx
+++ b/klagomål/A 584-2023 FSC-klagomål.docx
@@ -870,7 +870,7 @@
     <w:r>
       <w:tab/>
       <w:tab/>
-      <w:t>2026-10-03</w:t>
+      <w:t>2026-10-04</w:t>
       <w:br/>
       <w:br/>
     </w:r>

--- a/klagomål/A 584-2023 FSC-klagomål.docx
+++ b/klagomål/A 584-2023 FSC-klagomål.docx
@@ -870,7 +870,7 @@
     <w:r>
       <w:tab/>
       <w:tab/>
-      <w:t>2026-10-04</w:t>
+      <w:t>2026-10-05</w:t>
       <w:br/>
       <w:br/>
     </w:r>

--- a/klagomål/A 584-2023 FSC-klagomål.docx
+++ b/klagomål/A 584-2023 FSC-klagomål.docx
@@ -870,7 +870,7 @@
     <w:r>
       <w:tab/>
       <w:tab/>
-      <w:t>2026-10-05</w:t>
+      <w:t>2026-10-06</w:t>
       <w:br/>
       <w:br/>
     </w:r>

--- a/klagomål/A 584-2023 FSC-klagomål.docx
+++ b/klagomål/A 584-2023 FSC-klagomål.docx
@@ -870,7 +870,7 @@
     <w:r>
       <w:tab/>
       <w:tab/>
-      <w:t>2026-10-06</w:t>
+      <w:t>2026-10-07</w:t>
       <w:br/>
       <w:br/>
     </w:r>

--- a/klagomål/A 584-2023 FSC-klagomål.docx
+++ b/klagomål/A 584-2023 FSC-klagomål.docx
@@ -870,7 +870,7 @@
     <w:r>
       <w:tab/>
       <w:tab/>
-      <w:t>2026-10-07</w:t>
+      <w:t>2026-10-08</w:t>
       <w:br/>
       <w:br/>
     </w:r>

--- a/klagomål/A 584-2023 FSC-klagomål.docx
+++ b/klagomål/A 584-2023 FSC-klagomål.docx
@@ -870,7 +870,7 @@
     <w:r>
       <w:tab/>
       <w:tab/>
-      <w:t>2026-10-08</w:t>
+      <w:t>2026-10-09</w:t>
       <w:br/>
       <w:br/>
     </w:r>

--- a/klagomål/A 584-2023 FSC-klagomål.docx
+++ b/klagomål/A 584-2023 FSC-klagomål.docx
@@ -870,7 +870,7 @@
     <w:r>
       <w:tab/>
       <w:tab/>
-      <w:t>2026-10-09</w:t>
+      <w:t>2026-10-10</w:t>
       <w:br/>
       <w:br/>
     </w:r>

--- a/klagomål/A 584-2023 FSC-klagomål.docx
+++ b/klagomål/A 584-2023 FSC-klagomål.docx
@@ -870,7 +870,7 @@
     <w:r>
       <w:tab/>
       <w:tab/>
-      <w:t>2026-10-10</w:t>
+      <w:t>2026-10-11</w:t>
       <w:br/>
       <w:br/>
     </w:r>

--- a/klagomål/A 584-2023 FSC-klagomål.docx
+++ b/klagomål/A 584-2023 FSC-klagomål.docx
@@ -870,7 +870,7 @@
     <w:r>
       <w:tab/>
       <w:tab/>
-      <w:t>2026-10-11</w:t>
+      <w:t>2026-10-12</w:t>
       <w:br/>
       <w:br/>
     </w:r>

--- a/klagomål/A 584-2023 FSC-klagomål.docx
+++ b/klagomål/A 584-2023 FSC-klagomål.docx
@@ -870,7 +870,7 @@
     <w:r>
       <w:tab/>
       <w:tab/>
-      <w:t>2026-10-12</w:t>
+      <w:t>2026-10-13</w:t>
       <w:br/>
       <w:br/>
     </w:r>

--- a/klagomål/A 584-2023 FSC-klagomål.docx
+++ b/klagomål/A 584-2023 FSC-klagomål.docx
@@ -870,7 +870,7 @@
     <w:r>
       <w:tab/>
       <w:tab/>
-      <w:t>2026-10-13</w:t>
+      <w:t>2026-10-14</w:t>
       <w:br/>
       <w:br/>
     </w:r>

--- a/klagomål/A 584-2023 FSC-klagomål.docx
+++ b/klagomål/A 584-2023 FSC-klagomål.docx
@@ -870,7 +870,7 @@
     <w:r>
       <w:tab/>
       <w:tab/>
-      <w:t>2026-10-14</w:t>
+      <w:t>2026-10-15</w:t>
       <w:br/>
       <w:br/>
     </w:r>

--- a/klagomål/A 584-2023 FSC-klagomål.docx
+++ b/klagomål/A 584-2023 FSC-klagomål.docx
@@ -178,7 +178,7 @@
       <w:r>
         <w:drawing>
           <wp:inline xmlns:a="http://schemas.openxmlformats.org/drawingml/2006/main" xmlns:pic="http://schemas.openxmlformats.org/drawingml/2006/picture">
-            <wp:extent cx="5486400" cy="4702629"/>
+            <wp:extent cx="5486400" cy="4522783"/>
             <wp:docPr id="1" name="Picture 1"/>
             <wp:cNvGraphicFramePr>
               <a:graphicFrameLocks noChangeAspect="1"/>
@@ -199,7 +199,7 @@
                   <pic:spPr>
                     <a:xfrm>
                       <a:off x="0" y="0"/>
-                      <a:ext cx="5486400" cy="4702629"/>
+                      <a:ext cx="5486400" cy="4522783"/>
                     </a:xfrm>
                     <a:prstGeom prst="rect"/>
                   </pic:spPr>
@@ -221,7 +221,7 @@
     </w:p>
     <w:p>
       <w:r>
-        <w:t>I och inom 17 meter från avverkningsanmälan finns fynd av 11 naturvårdsarter, varav 8 är rödlistade, 3 är fridlysta, 1 är typisk (T) och 2 är signalarter (S): garderönn (VU, §7), granrotspindling (VU), backtimjan (NT), denisespindling (NT), dårgräsfjäril (NT, §4a), jungfrulin (NT), solvända (NT), vippärt (NT, T), rödgul trumpetsvamp (S), vågbandad barkbock (S) och sankt pers nycklar (§8). Se Figur 1.</w:t>
+        <w:t>I och inom 17 meter från avverkningsanmälan finns fynd av 27 naturvårdsarter, varav 18 är rödlistade, 4 är fridlysta, 5 är typiska (T) och 6 är signalarter (S): blårödling (VU), garderönn (VU, §7), granrotspindling (VU), gulsträngad fagerspindling (VU), svartgrön spindling (VU), backtimjan (NT), barrviolspindling (NT), blå slemspindling (NT, T), denisespindling (NT), dårgräsfjäril (NT, §4a), flattoppad klubbsvamp (NT), jungfrulin (NT), kryddspindling (NT, T), odörspindling (NT), sandkremla (NT), solvända (NT), vippärt (NT, T), äggspindling (NT), anisspindling (S), fransig jordstjärna (S), olivspindling (S), rödgul trumpetsvamp (S), svavelriska (S), vågbandad barkbock (S), getrams (T), spillkråka (T, §4) och sankt pers nycklar (§8). Se Figur 1.</w:t>
       </w:r>
     </w:p>
     <w:p>
@@ -252,6 +252,17 @@
         <w:rPr>
           <w:b/>
         </w:rPr>
+        <w:t>Blårödling (VU)</w:t>
+      </w:r>
+      <w:r>
+        <w:t xml:space="preserve"> lever främst i mager, ogödslad fodermark, som naturbetesmarker eller hackslått. Förekommer dessutom i ädellövskog och kalkskog på bar jord, och även i rikkärr. Arten är globalt rödlistad som sårbar (VU) vilket innebär att Sverige har ett internationellt ansvar för arten (SLU Artdatabanken, 2026; IUCN, 2019).</w:t>
+      </w:r>
+    </w:p>
+    <w:p>
+      <w:r>
+        <w:rPr>
+          <w:b/>
+        </w:rPr>
         <w:t>Garderönn (VU, §7)</w:t>
       </w:r>
       <w:r>
@@ -283,6 +294,59 @@
         <w:rPr>
           <w:b/>
         </w:rPr>
+        <w:t>Gulsträngad fagerspindling (VU)</w:t>
+      </w:r>
+      <w:r>
+        <w:t>, som bildar mykorrhiza med tall och gran i luckig kalkbarrskog, har sin huvudsakliga utbredning på Gotland samt enstaka fynd på norra Öland. Arten är placerad högst upp i Skogsstyrelsens värdepyramid för bedömning av skog med höga naturvärden och hotas av slutavverkningar av äldre kontinuitetsbarrskog. Lokaler med arten måste skyddas från avverkning och kalkbrytning. Gulsträngad fagerspindling är globalt rödlistad som sårbar (VU) vilket innebär att Sverige har ett internationellt ansvar för arten (SLU Artdatabanken, 2024; Nitare &amp; Skogsstyrelsen, 2019; IUCN, 2019).</w:t>
+      </w:r>
+    </w:p>
+    <w:p>
+      <w:r>
+        <w:rPr>
+          <w:b/>
+        </w:rPr>
+        <w:t>Svartgrön spindling (VU)</w:t>
+      </w:r>
+      <w:r>
+        <w:t>, som bildar mykorrhiza med gran och tall i ängsgranskog och barrblandskog på kalkrik mark, har i Sverige sin huvudsakliga utbredning på Gotland. Arten är placerad högst upp i Skogsstyrelsens värdepyramid för bedömning av skog med höga naturvärden och den missgynnas av intensivt skogsbruk och kalavverkningar. Svartgrön spindling är globalt rödlistad som nära hotad (NT) vilket innebär att Sverige har ett internationellt ansvar för arten (SLU Artdatabanken, 2024; Nitare &amp; Skogsstyrelsen, 2019; IUCN, 2019).</w:t>
+      </w:r>
+    </w:p>
+    <w:p>
+      <w:r>
+        <w:rPr>
+          <w:b/>
+        </w:rPr>
+        <w:t>Barrviolspindling (NT)</w:t>
+      </w:r>
+      <w:r>
+        <w:t xml:space="preserve"> bildar mykorrhiza med gran, huvudsakligen i örtrika kalkpåverkade äldre granskogar. Arten är sannolikt uttorkningskänslig och knuten till granskogar med långvarig grankontinuitet. Den hotas främst av skogsavverkning och tycks försvinna efter slutavverkning, markberedning och plantering. Minskningstakten uppgår till 15 % inom 50 år och bedöms vara nära gränsvärdet för Sårbar (VU). (A2c+3c+4c) (SLU Artdatabanken, 2024; Nitare &amp; Skogsstyrelsen, 2019).</w:t>
+      </w:r>
+    </w:p>
+    <w:p>
+      <w:r>
+        <w:rPr>
+          <w:b/>
+        </w:rPr>
+        <w:t>Blå slemspindling (NT)</w:t>
+      </w:r>
+      <w:r>
+        <w:t xml:space="preserve"> är en mykorrhizasvamp som förekommer i kalkgranskogar med välutvecklade mossmattor och ett örtrikt fältskikt. Den växer även på rik mark i ädellövskog under bok, ek. lind och hassel. Växtplatserna har ofta hög luftfuktighet och ligger gärna i anslutning till en bäck eller ett fuktdråg där marken inte blir helt uttorkad under sommaren. Arten signalerar höga naturvärden och växer ofta tillsammans med många andra ovanliga och rödlistade arter. Den totala populationen i landet bedöms ha minskat och väntas fortsätta minska, främst till följd av avverkning av kalkbarrskogar. Blå slemspindling är typisk art för </w:t>
+      </w:r>
+      <w:r>
+        <w:rPr>
+          <w:i/>
+        </w:rPr>
+        <w:t xml:space="preserve">9050 Näringsrik granskog </w:t>
+      </w:r>
+      <w:r>
+        <w:t>(SLU Artdatabanken, 2026; Nitare &amp; Skogsstyrelsen, 2019).</w:t>
+      </w:r>
+    </w:p>
+    <w:p>
+      <w:r>
+        <w:rPr>
+          <w:b/>
+        </w:rPr>
         <w:t>Denisespindling (NT)</w:t>
       </w:r>
       <w:r>
@@ -305,6 +369,59 @@
         <w:rPr>
           <w:b/>
         </w:rPr>
+        <w:t xml:space="preserve">Flattoppad klubbsvamp (NT) </w:t>
+      </w:r>
+      <w:r>
+        <w:t>bildar mykorrhiza med gran och växer i äldre barrskog på näringsrik, kalkpåverkad mark. Växtmiljön utgörs vanligen av örtrika granskogar med höga naturvärden, gärna påverkade av ytligt och rörligt markvatten. Svampen kräver välutvecklade gamla mossmattor med konstant fuktigt mikroklimat och hotas främst av slutavverkning av äldre ängsgranskogar på näringsrik mark. Artens lokaler bör undantas från skogsbruk (SLU Artdatabanken, 2024).</w:t>
+      </w:r>
+    </w:p>
+    <w:p>
+      <w:r>
+        <w:rPr>
+          <w:b/>
+        </w:rPr>
+        <w:t>Kryddspindling (NT)</w:t>
+      </w:r>
+      <w:r>
+        <w:t xml:space="preserve"> signalerar örtrika granskogar som normalt har höga naturvärden. Oftast växer den i äldre granskog på kalkrikt underlag och svampen är en mycket användbar signalart för denna miljö. Den utgör en viktig karaktärsart för all äldre kalkbarrskog med lång trädkontinuitet av gran. På lokalerna förekommer nästan alltid många ovanliga och rödlistade arter. Den totala populationen i landet har minskat och bedöms fortsätta minska till följd av avverkning av äldre barrskogar. Kryddspindling är typisk art för </w:t>
+      </w:r>
+      <w:r>
+        <w:rPr>
+          <w:i/>
+        </w:rPr>
+        <w:t xml:space="preserve">9050 Näringsrik granskog </w:t>
+      </w:r>
+      <w:r>
+        <w:t>(Nitare &amp; Skogsstyrelsen, 2000; SLU Artdatabanken, 2026).</w:t>
+      </w:r>
+    </w:p>
+    <w:p>
+      <w:r>
+        <w:rPr>
+          <w:b/>
+        </w:rPr>
+        <w:t>Odörspindling (NT)</w:t>
+      </w:r>
+      <w:r>
+        <w:t xml:space="preserve"> bildar mykorrhiza med gran och tall i örtrik kalkbarrskog. Den uppträder huvudsakligen i äldre barrskogar så kallade ”bondeskogar” med en lång trädkontinuitet. Minskningstakten uppgår till 15 % inom 50 år och bedöms vara nära gränsvärdet för Sårbar (VU). (A2c+3c+4c). Virkesrika, äldre barrskogar med hög bonitet, på bättre jordar är en bristvara i befintliga, skyddade områden i Sverige och fler örtrika barrskogar med trädkontinuitet måste skyddas i större utsträckning än vad som tidigare gjorts. Områden med odörspindling bör inte gallras eller plockhuggas om inte huggningen efterföljs av skogsbete (SLU Artdatabanken, 2024).</w:t>
+      </w:r>
+    </w:p>
+    <w:p>
+      <w:r>
+        <w:rPr>
+          <w:b/>
+        </w:rPr>
+        <w:t xml:space="preserve">Sandkremla (NT) </w:t>
+      </w:r>
+      <w:r>
+        <w:t>bildar mykorrhiza med tall, i tallskog på sanddyner och tallhedar på kalkrik mark. Knuten till en väl avgränsad och väl genomsökt miljö och växer huvudsakligen i äldre skogsbestånd. Total population i landet bedöms fortgående att minska p.g.a. avverkning av äldre kalktallskog. Tallskog på sandig mark hyser en rad ovanliga svamparter och det är angeläget att sådana skogar undantas från avverkning (SLU Artdatabanken, 2026).</w:t>
+      </w:r>
+    </w:p>
+    <w:p>
+      <w:r>
+        <w:rPr>
+          <w:b/>
+        </w:rPr>
         <w:t xml:space="preserve">Vippärt (NT) </w:t>
       </w:r>
       <w:r>
@@ -334,6 +451,28 @@
         <w:rPr>
           <w:b/>
         </w:rPr>
+        <w:t xml:space="preserve">Äggspindling (NT) </w:t>
+      </w:r>
+      <w:r>
+        <w:t>bildar mykorrhiza med gran i äldre ängsgranskog på kalkrik mark och kräver sannolikt lång kontinuitet av äldre träd. Arten bedöms ha minskat med mer än 15 % över de senaste 50 åren, p.g.a. slutavverkning av äldre skog och minskningstakten för den svenska populationen bedöms vara nära gränsvärdet för Sårbar (VU). (A2c+3c+4c). På artens växtplatser måste skogsbruk ske med stor försiktighet eftersom de ofta innehåller ett stort antal sällsynta och hotade arter. Lokaler med rika förekomster bör betraktas som nyckelbiotoper och helt undantas från avverkning. Äggspindling är globalt rödlistad som nära hotad (NT) vilket innebär att Sverige har ett internationellt ansvar för arten (SLU Artdatabanken, 2024; Nitare &amp; Skogsstyrelsen, 2019; IUCN, 2019).</w:t>
+      </w:r>
+    </w:p>
+    <w:p>
+      <w:r>
+        <w:rPr>
+          <w:b/>
+        </w:rPr>
+        <w:t>Olivspindling</w:t>
+      </w:r>
+      <w:r>
+        <w:t xml:space="preserve"> växer uteslutande på näringsrik och kalkhaltig skogsmark där den huvudsakligen bildar mykorrhiza med gran och tall. Svampen är en typisk representant för kalkgranskogens särpräglade och rika svampflora. Kalavverkning är ett hot mot arten, eftersom den sannolikt kräver lång kontinuitet av äldre träd. Populationerna i landet bedöms därför minska beroende på slutavverkning av äldre barrskog på kalkhaltig mark (SLU Artdatabanken, 2024; Nitare &amp; Skogsstyrelsen, 2019).</w:t>
+      </w:r>
+    </w:p>
+    <w:p>
+      <w:r>
+        <w:rPr>
+          <w:b/>
+        </w:rPr>
         <w:t xml:space="preserve">Rödgul trumpetsvamp </w:t>
       </w:r>
       <w:r>
@@ -349,6 +488,55 @@
       </w:r>
       <w:r>
         <w:t>är en långhorning vars larvutveckling sker under bark på nyligen döda stående barrträd, främst gran, mer undantagsvis på tall. Främst i stående träd, särskilt gamla, långsamvuxna granar med grov bark, även i grövre grenar, stubbar eller vindfällen. Arten är starkt knuten till naturskogsliknande granskogar, och gynnas av extrema torrsomrar som försvagar träden. Arten påverkas negativt av brist på kontinuitetsskog och en minskning av populationen pågår eller förväntas ske (SLU Artdatabanken, 2025).</w:t>
+      </w:r>
+    </w:p>
+    <w:p>
+      <w:r>
+        <w:rPr>
+          <w:b/>
+        </w:rPr>
+        <w:t>Getrams</w:t>
+      </w:r>
+      <w:r>
+        <w:t xml:space="preserve"> är typisk art för </w:t>
+      </w:r>
+      <w:r>
+        <w:rPr>
+          <w:i/>
+        </w:rPr>
+        <w:t>9190 Näringsfattig ekskog</w:t>
+      </w:r>
+      <w:r>
+        <w:t xml:space="preserve"> (SLU Artdatabanken, 2025).</w:t>
+      </w:r>
+    </w:p>
+    <w:p>
+      <w:r>
+        <w:rPr>
+          <w:b/>
+        </w:rPr>
+        <w:t>Spillkråka (§4)</w:t>
+      </w:r>
+      <w:r>
+        <w:t xml:space="preserve"> omfattas av bilaga 1 i EU:s fågeldirektiv och är typisk art för </w:t>
+      </w:r>
+      <w:r>
+        <w:rPr>
+          <w:i/>
+        </w:rPr>
+        <w:t xml:space="preserve">9010 Taiga </w:t>
+      </w:r>
+      <w:r>
+        <w:t>och</w:t>
+      </w:r>
+      <w:r>
+        <w:rPr>
+          <w:i/>
+        </w:rPr>
+        <w:t xml:space="preserve"> 9740 Skogsbevuxen myr</w:t>
+      </w:r>
+      <w:r>
+        <w:t>. Den behöver grova träd, främst tall, asp och bok som boträd. Skogsbruk med korta omloppstider och täta, homogena ungskogar utgör det största hotet. Spillkråka är en nyckelart i skogliga miljöer vars övergivna bohål utnyttjas av flera andra hålhäckande fågelarter och fladdermöss, däribland pärluggla (EN, §4), knipa (§4), salskrake (§4) och skogsduva (§4). Hökuggla (VU, §4) och slaguggla (§4) häckar ofta i högstubbar som brutits av i höjd med ett gammalt spillkråkebo (SLU Artdatabanken, 2026; Skogsstyrelsen, 2016).</w:t>
       </w:r>
     </w:p>
     <w:p>
@@ -403,6 +591,22 @@
       <w:r>
         <w:t>I den avverkningsanmälda skogen har fridlysta arter sina livsmiljöer och växtplatser. Att skada de fridlysta arternas livsmiljöer, växtplatser eller ekologiska funktion är inte tillåtet enligt artskyddsförordningen.</w:t>
       </w:r>
+      <w:r>
+        <w:rPr>
+          <w:i/>
+        </w:rPr>
+        <w:t xml:space="preserve"> EU:s medlemsländer och skogsbolag är skyldiga att agera i enlighet med EU:s fågeldirektiv där det uttryckligen står att direktivet gäller för fåglar samt för deras ägg, bon och </w:t>
+      </w:r>
+      <w:r>
+        <w:rPr>
+          <w:b/>
+          <w:i/>
+        </w:rPr>
+        <w:t xml:space="preserve">livsmiljöer </w:t>
+      </w:r>
+      <w:r>
+        <w:t>(artikel 1). Vidare att de åtgärder som vidtas inte får leda till en försämring av den nuvarande situationen beträffande bevarandet av de fågelarter som avses i artikel 1 (artikel 13).</w:t>
+      </w:r>
     </w:p>
     <w:p>
       <w:r>
@@ -420,10 +624,18 @@
         <w:rPr>
           <w:b/>
         </w:rPr>
-        <w:t xml:space="preserve">6.4.3 </w:t>
-      </w:r>
-      <w:r>
-        <w:t>Bevarandeåtgärder genomförs för de kända förekomster av rödlistade arter som påverkas av skogsbruk.</w:t>
+        <w:t xml:space="preserve">6.4.1 </w:t>
+      </w:r>
+      <w:r>
+        <w:t>Följande biotoper undantas från alla skogsbruksåtgärder, förutom åtgärder påkallade för att bevara eller främja biotopens naturliga eller hävdbetingade biologiska mångfald:</w:t>
+      </w:r>
+    </w:p>
+    <w:p>
+      <w:pPr>
+        <w:ind w:left="357"/>
+      </w:pPr>
+      <w:r>
+        <w:t>b) nyckelbiotoper enligt Skogsstyrelsens definition och metod (1995)</w:t>
       </w:r>
     </w:p>
     <w:p>
@@ -441,7 +653,36 @@
         <w:rPr>
           <w:i/>
         </w:rPr>
-        <w:t>I det avverkningsanmälda skogsområdet har 11 naturvårdsarter varav 8 rödlistade arter sina livsmiljöer och växtplatser.</w:t>
+        <w:t>I det avverkningsanmälda skogsområdet har 24 rödlistade arter och signalarter påträffats. Detta ska jämföras med Skogsstyrelsens uppföljning 2017 av nyckelbiotoper som visade att man i genomsnitt hittar 20,6 olika rödlistade arter och signalarter i en nyckelbiotop (Wijk, S. 2017. Biologisk mångfald i nyckelbiotoper – Resultat från inventeringen “Uppföljning biologisk mångfald” 2009–2015. Rapport 4/2017 Skogsstyrelsen, Jönköping).</w:t>
+      </w:r>
+    </w:p>
+    <w:p>
+      <w:r>
+        <w:rPr>
+          <w:b/>
+        </w:rPr>
+        <w:t xml:space="preserve">6.4.3 </w:t>
+      </w:r>
+      <w:r>
+        <w:t>Bevarandeåtgärder genomförs för de kända förekomster av rödlistade arter som påverkas av skogsbruk.</w:t>
+      </w:r>
+    </w:p>
+    <w:p>
+      <w:pPr>
+        <w:pStyle w:val="ListBullet"/>
+      </w:pPr>
+      <w:r>
+        <w:rPr>
+          <w:b/>
+          <w:i/>
+        </w:rPr>
+        <w:t xml:space="preserve">Kommentar: </w:t>
+      </w:r>
+      <w:r>
+        <w:rPr>
+          <w:i/>
+        </w:rPr>
+        <w:t>I det avverkningsanmälda skogsområdet har 27 naturvårdsarter varav 18 rödlistade arter sina livsmiljöer och växtplatser.</w:t>
       </w:r>
     </w:p>
     <w:p>
@@ -740,6 +981,78 @@
       </w:r>
       <w:r>
         <w:t>SLU Artdatabanken, Uppsala</w:t>
+      </w:r>
+    </w:p>
+    <w:p>
+      <w:pPr>
+        <w:pStyle w:val="Heading1"/>
+      </w:pPr>
+      <w:r>
+        <w:t>Spillkråka – ekologi samt krav på livsmiljön</w:t>
+      </w:r>
+    </w:p>
+    <w:p>
+      <w:r>
+        <w:t xml:space="preserve">Spillkråka (§4) ingår i bilaga 1 EU:s fågeldirektiv och är typisk art för </w:t>
+      </w:r>
+      <w:r>
+        <w:rPr>
+          <w:i/>
+        </w:rPr>
+        <w:t xml:space="preserve">9010 Taiga </w:t>
+      </w:r>
+      <w:r>
+        <w:t>och</w:t>
+      </w:r>
+      <w:r>
+        <w:rPr>
+          <w:i/>
+        </w:rPr>
+        <w:t xml:space="preserve"> 9740 Skogsbevuxen myr</w:t>
+      </w:r>
+      <w:r>
+        <w:t>. Den lever i både barr- och blandskog liksom i ren lövskog. De tätaste populationerna tenderar att finnas i äldre, variationsrik blandskog med gott om död ved och gamla träd. Varje par utnyttjar 400–1000 hektar skog beroende på skogens kvalitet. Skogsbruk med korta omloppstider och täta, homogena ungskogar utgör det största hotet (SLU Artdatabanken, 2026).</w:t>
+      </w:r>
+    </w:p>
+    <w:p>
+      <w:r>
+        <w:t>Spillkråka är en nyckelart i skogliga miljöer vars övergivna bohål utnyttjas av flera andra hålhäckande fågelarter och fladdermöss, däribland pärluggla (EN, §4), knipa (§4), salskrake (§4) och skogsduva (§4). Hökuggla (VU, §4) och slaguggla (§4) häckar ofta i högstubbar som brutits av i höjd med ett gammalt spillkråkebo (Skogsstyrelsen, 2016).</w:t>
+      </w:r>
+    </w:p>
+    <w:p>
+      <w:pPr>
+        <w:pStyle w:val="Heading2"/>
+      </w:pPr>
+      <w:r>
+        <w:t>Referenser – spillkråka</w:t>
+      </w:r>
+    </w:p>
+    <w:p>
+      <w:r>
+        <w:t xml:space="preserve">Skogsstyrelsen, 2016. </w:t>
+      </w:r>
+      <w:r>
+        <w:rPr>
+          <w:i/>
+        </w:rPr>
+        <w:t xml:space="preserve">Vägledning för hänsyn till spillkråka. </w:t>
+      </w:r>
+      <w:r>
+        <w:t>Vägledningar och kunskapsstöd artskydd – Skogsstyrelsen.</w:t>
+      </w:r>
+    </w:p>
+    <w:p>
+      <w:r>
+        <w:t xml:space="preserve">SLU Artdatabanken, 2026. </w:t>
+      </w:r>
+      <w:r>
+        <w:rPr>
+          <w:i/>
+        </w:rPr>
+        <w:t xml:space="preserve">Artfaktablad. Naturvård – artfakta. </w:t>
+      </w:r>
+      <w:r>
+        <w:t>SLU Artdatabanken, Uppsala.</w:t>
       </w:r>
     </w:p>
     <w:sectPr>
@@ -870,7 +1183,7 @@
     <w:r>
       <w:tab/>
       <w:tab/>
-      <w:t>2026-10-15</w:t>
+      <w:t>2026-10-16</w:t>
       <w:br/>
       <w:br/>
     </w:r>

--- a/klagomål/A 584-2023 FSC-klagomål.docx
+++ b/klagomål/A 584-2023 FSC-klagomål.docx
@@ -216,12 +216,12 @@
         <w:spacing w:after="240"/>
       </w:pPr>
       <w:r>
-        <w:t>Figur 1. Fyndplatser för naturvårdsarter i och inom 17 meter från avverkningsanmälan. Markörer utan svart kant är placerade på fyndplatsen. Markörer med svart kant är placerade vid sidan av fyndplatsen och har ett svart streck som visar fyndplatsens exakta position. Kartans mittpunktskoordinat är N 6360043, E 701994 i SWEREF 99 TM.</w:t>
+        <w:t>Figur 1. Fyndplatser för naturvårdsarter i och inom 22 meter från avverkningsanmälan. Markörer utan svart kant är placerade på fyndplatsen. Markörer med svart kant är placerade vid sidan av fyndplatsen och har ett svart streck som visar fyndplatsens exakta position. Kartans mittpunktskoordinat är N 6360043, E 701994 i SWEREF 99 TM.</w:t>
       </w:r>
     </w:p>
     <w:p>
       <w:r>
-        <w:t>I och inom 17 meter från avverkningsanmälan finns fynd av 27 naturvårdsarter, varav 18 är rödlistade, 4 är fridlysta, 5 är typiska (T) och 6 är signalarter (S): blårödling (VU), garderönn (VU, §7), granrotspindling (VU), gulsträngad fagerspindling (VU), svartgrön spindling (VU), backtimjan (NT), barrviolspindling (NT), blå slemspindling (NT, T), denisespindling (NT), dårgräsfjäril (NT, §4a), flattoppad klubbsvamp (NT), jungfrulin (NT), kryddspindling (NT, T), odörspindling (NT), sandkremla (NT), solvända (NT), vippärt (NT, T), äggspindling (NT), anisspindling (S), fransig jordstjärna (S), olivspindling (S), rödgul trumpetsvamp (S), svavelriska (S), vågbandad barkbock (S), getrams (T), spillkråka (T, §4) och sankt pers nycklar (§8). Se Figur 1.</w:t>
+        <w:t>I och inom 22 meter från avverkningsanmälan finns fynd av 28 naturvårdsarter, varav 19 är rödlistade, 4 är fridlysta, 5 är typiska (T) och 6 är signalarter (S): blårödling (VU), garderönn (VU, §7), granrotspindling (VU), gulsträngad fagerspindling (VU), svartgrön spindling (VU), violettfläckig spindling (VU), backtimjan (NT), barrviolspindling (NT), blå slemspindling (NT, T), denisespindling (NT), dårgräsfjäril (NT, §4a), flattoppad klubbsvamp (NT), jungfrulin (NT), kryddspindling (NT, T), odörspindling (NT), sandkremla (NT), solvända (NT), vippärt (NT, T), äggspindling (NT), anisspindling (S), fransig jordstjärna (S), olivspindling (S), rödgul trumpetsvamp (S), svavelriska (S), vågbandad barkbock (S), getrams (T), spillkråka (T, §4) och sankt pers nycklar (§8). Se Figur 1.</w:t>
       </w:r>
     </w:p>
     <w:p>
@@ -316,6 +316,17 @@
         <w:rPr>
           <w:b/>
         </w:rPr>
+        <w:t>Violettfläckig spindling (VU)</w:t>
+      </w:r>
+      <w:r>
+        <w:t xml:space="preserve"> bildar mykorrhiza med gran och tall i äldre kalkbarrskogar på torr, örtrik mark. Minskningstakten uppgår till 30 % inom 50 år och överstiger gränsvärdet för Sårbar (VU). Artens ekologiska krav med fynd enbart i äldre, örtrika kalkbarrskogar med kontinuitet, miljöer som idag ofta är starkt hotade av slutavverkningar, gör den mycket sårbar. Alla kända lokaler har ett högt skyddsvärde och kalkbarrskogar med höga naturvärden bör få områdesskydd med individuellt anpassade skötselråd (SLU Artdatabanken, 2024).</w:t>
+      </w:r>
+    </w:p>
+    <w:p>
+      <w:r>
+        <w:rPr>
+          <w:b/>
+        </w:rPr>
         <w:t>Barrviolspindling (NT)</w:t>
       </w:r>
       <w:r>
@@ -653,7 +664,7 @@
         <w:rPr>
           <w:i/>
         </w:rPr>
-        <w:t>I det avverkningsanmälda skogsområdet har 24 rödlistade arter och signalarter påträffats. Detta ska jämföras med Skogsstyrelsens uppföljning 2017 av nyckelbiotoper som visade att man i genomsnitt hittar 20,6 olika rödlistade arter och signalarter i en nyckelbiotop (Wijk, S. 2017. Biologisk mångfald i nyckelbiotoper – Resultat från inventeringen “Uppföljning biologisk mångfald” 2009–2015. Rapport 4/2017 Skogsstyrelsen, Jönköping).</w:t>
+        <w:t>I det avverkningsanmälda skogsområdet har 25 rödlistade arter och signalarter påträffats. Detta ska jämföras med Skogsstyrelsens uppföljning 2017 av nyckelbiotoper som visade att man i genomsnitt hittar 20,6 olika rödlistade arter och signalarter i en nyckelbiotop (Wijk, S. 2017. Biologisk mångfald i nyckelbiotoper – Resultat från inventeringen “Uppföljning biologisk mångfald” 2009–2015. Rapport 4/2017 Skogsstyrelsen, Jönköping).</w:t>
       </w:r>
     </w:p>
     <w:p>
@@ -682,7 +693,7 @@
         <w:rPr>
           <w:i/>
         </w:rPr>
-        <w:t>I det avverkningsanmälda skogsområdet har 27 naturvårdsarter varav 18 rödlistade arter sina livsmiljöer och växtplatser.</w:t>
+        <w:t>I det avverkningsanmälda skogsområdet har 28 naturvårdsarter varav 19 rödlistade arter sina livsmiljöer och växtplatser.</w:t>
       </w:r>
     </w:p>
     <w:p>
@@ -1183,7 +1194,7 @@
     <w:r>
       <w:tab/>
       <w:tab/>
-      <w:t>2026-10-16</w:t>
+      <w:t>2026-10-17</w:t>
       <w:br/>
       <w:br/>
     </w:r>

--- a/klagomål/A 584-2023 FSC-klagomål.docx
+++ b/klagomål/A 584-2023 FSC-klagomål.docx
@@ -221,7 +221,7 @@
     </w:p>
     <w:p>
       <w:r>
-        <w:t>I och inom 22 meter från avverkningsanmälan finns fynd av 28 naturvårdsarter, varav 19 är rödlistade, 4 är fridlysta, 5 är typiska (T) och 6 är signalarter (S): blårödling (VU), garderönn (VU, §7), granrotspindling (VU), gulsträngad fagerspindling (VU), svartgrön spindling (VU), violettfläckig spindling (VU), backtimjan (NT), barrviolspindling (NT), blå slemspindling (NT, T), denisespindling (NT), dårgräsfjäril (NT, §4a), flattoppad klubbsvamp (NT), jungfrulin (NT), kryddspindling (NT, T), odörspindling (NT), sandkremla (NT), solvända (NT), vippärt (NT, T), äggspindling (NT), anisspindling (S), fransig jordstjärna (S), olivspindling (S), rödgul trumpetsvamp (S), svavelriska (S), vågbandad barkbock (S), getrams (T), spillkråka (T, §4) och sankt pers nycklar (§8). Se Figur 1.</w:t>
+        <w:t>I och inom 22 meter från avverkningsanmälan finns fynd av 29 naturvårdsarter, varav 20 är rödlistade, 4 är fridlysta, 5 är typiska (T) och 6 är signalarter (S): blårödling (VU), duvspindling (VU), garderönn (VU, §7), granrotspindling (VU), gulsträngad fagerspindling (VU), svartgrön spindling (VU), violettfläckig spindling (VU), backtimjan (NT), barrviolspindling (NT), blå slemspindling (NT, T), denisespindling (NT), dårgräsfjäril (NT, §4a), flattoppad klubbsvamp (NT), jungfrulin (NT), kryddspindling (NT, T), odörspindling (NT), sandkremla (NT), solvända (NT), vippärt (NT, T), äggspindling (NT), anisspindling (S), fransig jordstjärna (S), olivspindling (S), rödgul trumpetsvamp (S), svavelriska (S), vågbandad barkbock (S), getrams (T), spillkråka (T, §4) och sankt pers nycklar (§8). Se Figur 1.</w:t>
       </w:r>
     </w:p>
     <w:p>
@@ -263,6 +263,17 @@
         <w:rPr>
           <w:b/>
         </w:rPr>
+        <w:t>Duvspindling (VU)</w:t>
+      </w:r>
+      <w:r>
+        <w:t xml:space="preserve"> bildar mykorrhiza med tall och förmodligen även gran i torr, kalkrik barrskog. Arten är placerad högst upp i Skogsstyrelsens värdepyramid för bedömning av skog med höga naturvärden och utgör en mycket bra indikator på skyddsvärd kalktallskog av sydöstlig typ. Kalavverkning, markberedning och markavvattning utgör de främsta hoten (SLU Artdatabanken, 2024; Nitare &amp; Skogsstyrelsen, 2019).</w:t>
+      </w:r>
+    </w:p>
+    <w:p>
+      <w:r>
+        <w:rPr>
+          <w:b/>
+        </w:rPr>
         <w:t>Garderönn (VU, §7)</w:t>
       </w:r>
       <w:r>
@@ -664,7 +675,7 @@
         <w:rPr>
           <w:i/>
         </w:rPr>
-        <w:t>I det avverkningsanmälda skogsområdet har 25 rödlistade arter och signalarter påträffats. Detta ska jämföras med Skogsstyrelsens uppföljning 2017 av nyckelbiotoper som visade att man i genomsnitt hittar 20,6 olika rödlistade arter och signalarter i en nyckelbiotop (Wijk, S. 2017. Biologisk mångfald i nyckelbiotoper – Resultat från inventeringen “Uppföljning biologisk mångfald” 2009–2015. Rapport 4/2017 Skogsstyrelsen, Jönköping).</w:t>
+        <w:t>I det avverkningsanmälda skogsområdet har 26 rödlistade arter och signalarter påträffats. Detta ska jämföras med Skogsstyrelsens uppföljning 2017 av nyckelbiotoper som visade att man i genomsnitt hittar 20,6 olika rödlistade arter och signalarter i en nyckelbiotop (Wijk, S. 2017. Biologisk mångfald i nyckelbiotoper – Resultat från inventeringen “Uppföljning biologisk mångfald” 2009–2015. Rapport 4/2017 Skogsstyrelsen, Jönköping).</w:t>
       </w:r>
     </w:p>
     <w:p>
@@ -693,7 +704,7 @@
         <w:rPr>
           <w:i/>
         </w:rPr>
-        <w:t>I det avverkningsanmälda skogsområdet har 28 naturvårdsarter varav 19 rödlistade arter sina livsmiljöer och växtplatser.</w:t>
+        <w:t>I det avverkningsanmälda skogsområdet har 29 naturvårdsarter varav 20 rödlistade arter sina livsmiljöer och växtplatser.</w:t>
       </w:r>
     </w:p>
     <w:p>
@@ -1194,7 +1205,7 @@
     <w:r>
       <w:tab/>
       <w:tab/>
-      <w:t>2026-10-17</w:t>
+      <w:t>2026-10-18</w:t>
       <w:br/>
       <w:br/>
     </w:r>

--- a/klagomål/A 584-2023 FSC-klagomål.docx
+++ b/klagomål/A 584-2023 FSC-klagomål.docx
@@ -1205,7 +1205,7 @@
     <w:r>
       <w:tab/>
       <w:tab/>
-      <w:t>2026-10-18</w:t>
+      <w:t>2026-10-19</w:t>
       <w:br/>
       <w:br/>
     </w:r>

--- a/klagomål/A 584-2023 FSC-klagomål.docx
+++ b/klagomål/A 584-2023 FSC-klagomål.docx
@@ -1205,7 +1205,7 @@
     <w:r>
       <w:tab/>
       <w:tab/>
-      <w:t>2026-10-19</w:t>
+      <w:t>2026-10-20</w:t>
       <w:br/>
       <w:br/>
     </w:r>

--- a/klagomål/A 584-2023 FSC-klagomål.docx
+++ b/klagomål/A 584-2023 FSC-klagomål.docx
@@ -1205,7 +1205,7 @@
     <w:r>
       <w:tab/>
       <w:tab/>
-      <w:t>2026-10-20</w:t>
+      <w:t>2026-10-21</w:t>
       <w:br/>
       <w:br/>
     </w:r>

--- a/klagomål/A 584-2023 FSC-klagomål.docx
+++ b/klagomål/A 584-2023 FSC-klagomål.docx
@@ -1205,7 +1205,7 @@
     <w:r>
       <w:tab/>
       <w:tab/>
-      <w:t>2026-10-21</w:t>
+      <w:t>2026-10-22</w:t>
       <w:br/>
       <w:br/>
     </w:r>

--- a/klagomål/A 584-2023 FSC-klagomål.docx
+++ b/klagomål/A 584-2023 FSC-klagomål.docx
@@ -1205,7 +1205,7 @@
     <w:r>
       <w:tab/>
       <w:tab/>
-      <w:t>2026-10-22</w:t>
+      <w:t>2026-10-23</w:t>
       <w:br/>
       <w:br/>
     </w:r>

--- a/klagomål/A 584-2023 FSC-klagomål.docx
+++ b/klagomål/A 584-2023 FSC-klagomål.docx
@@ -178,7 +178,7 @@
       <w:r>
         <w:drawing>
           <wp:inline xmlns:a="http://schemas.openxmlformats.org/drawingml/2006/main" xmlns:pic="http://schemas.openxmlformats.org/drawingml/2006/picture">
-            <wp:extent cx="5486400" cy="4522783"/>
+            <wp:extent cx="5486400" cy="4510007"/>
             <wp:docPr id="1" name="Picture 1"/>
             <wp:cNvGraphicFramePr>
               <a:graphicFrameLocks noChangeAspect="1"/>
@@ -199,7 +199,7 @@
                   <pic:spPr>
                     <a:xfrm>
                       <a:off x="0" y="0"/>
-                      <a:ext cx="5486400" cy="4522783"/>
+                      <a:ext cx="5486400" cy="4510007"/>
                     </a:xfrm>
                     <a:prstGeom prst="rect"/>
                   </pic:spPr>
@@ -221,7 +221,7 @@
     </w:p>
     <w:p>
       <w:r>
-        <w:t>I och inom 22 meter från avverkningsanmälan finns fynd av 29 naturvårdsarter, varav 20 är rödlistade, 4 är fridlysta, 5 är typiska (T) och 6 är signalarter (S): blårödling (VU), duvspindling (VU), garderönn (VU, §7), granrotspindling (VU), gulsträngad fagerspindling (VU), svartgrön spindling (VU), violettfläckig spindling (VU), backtimjan (NT), barrviolspindling (NT), blå slemspindling (NT, T), denisespindling (NT), dårgräsfjäril (NT, §4a), flattoppad klubbsvamp (NT), jungfrulin (NT), kryddspindling (NT, T), odörspindling (NT), sandkremla (NT), solvända (NT), vippärt (NT, T), äggspindling (NT), anisspindling (S), fransig jordstjärna (S), olivspindling (S), rödgul trumpetsvamp (S), svavelriska (S), vågbandad barkbock (S), getrams (T), spillkråka (T, §4) och sankt pers nycklar (§8). Se Figur 1.</w:t>
+        <w:t>I och inom 22 meter från avverkningsanmälan finns fynd av 40 naturvårdsarter, varav 28 är rödlistade, 6 är fridlysta, 8 är typiska (T) och 9 är signalarter (S): blårödling (VU), duvspindling (VU), fågelträcksspindling (VU), garderönn (VU, §7), granrotspindling (VU), gulsträngad fagerspindling (VU), läderdoftande fingersvamp (VU), svartgrön spindling (VU), violettfläckig spindling (VU), vit taggsvamp (VU), backtimjan (NT), barrviolspindling (NT), blå slemspindling (NT, T), denisespindling (NT), duvhök (NT, §4), dårgräsfjäril (NT, §4a), enkelbeckasin (NT, §4), flattoppad klubbsvamp (NT), jungfrulin (NT), kattfotslav (NT, T), kryddspindling (NT, T), odörspindling (NT), reliktbock (NT, T), sandkremla (NT), solvända (NT), vippärt (NT, T), äggspindling (NT), grynspindling (DD), anisspindling (S), bronshjon (S, T), fransig jordstjärna (S), olivspindling (S), rödgul trumpetsvamp (S), svavelriska (S), thomsons trägnagare (S), toppvaxing (S), vågbandad barkbock (S), getrams (T), spillkråka (T, §4) och sankt pers nycklar (§8). Se Figur 1.</w:t>
       </w:r>
     </w:p>
     <w:p>
@@ -274,6 +274,17 @@
         <w:rPr>
           <w:b/>
         </w:rPr>
+        <w:t xml:space="preserve">Fågelträcksspindling (VU) </w:t>
+      </w:r>
+      <w:r>
+        <w:t>bildar mykorrhiza med tall och/eller gran i luckig och ljusöppen talldominerad kalkbarrskog. Huvudsakliga andelen av landets population finns på Gotland och i Uppland. Den totala populationen i landet bedöms ha minskat och förväntas fortsätta minska på grund av slutavverkning av äldre kalkbarrskog och kontinuitetsskog. Minskningstakten uppgår till 30 (15–50) % inom 50 år och överstiger gränsvärdet för Sårbar (VU) (SLU Artdatabanken, 2026).</w:t>
+      </w:r>
+    </w:p>
+    <w:p>
+      <w:r>
+        <w:rPr>
+          <w:b/>
+        </w:rPr>
         <w:t>Garderönn (VU, §7)</w:t>
       </w:r>
       <w:r>
@@ -316,6 +327,17 @@
         <w:rPr>
           <w:b/>
         </w:rPr>
+        <w:t xml:space="preserve">Läderdoftande fingersvamp (VU) </w:t>
+      </w:r>
+      <w:r>
+        <w:t>bildar mykorrhiza med gran i örtrik äldre barrskog, ofta på kalkrik mark. Den har en speciell doft som kan påminna om nytt skoläder (skoaffär), därav det svenska namnet. Den totala populationen i landet bedöms ändå ha minskat starkt och fortsatt kommer att minska då arten är knuten till en bördig äldre kalkgranskogsmiljö som successivt avverkas och där få områden alltjämt är formellt skyddade. All form av hårdhänt skogsavverkning på eller i närheten av växtplatsen missgynnar arten. Artens huvudsakliga koppling till produktiva äldre granskogar med hög bonitet gör den särskilt utsatt för slutavverkning. Samtliga lokaler bör undantas från rationellt skogsbruk och få ett områdesskydd (SLU Artdatabanken, 2024; Nitare &amp; Skogsstyrelsen, 2019).</w:t>
+      </w:r>
+    </w:p>
+    <w:p>
+      <w:r>
+        <w:rPr>
+          <w:b/>
+        </w:rPr>
         <w:t>Svartgrön spindling (VU)</w:t>
       </w:r>
       <w:r>
@@ -338,6 +360,17 @@
         <w:rPr>
           <w:b/>
         </w:rPr>
+        <w:t xml:space="preserve">Vit taggsvamp (VU) </w:t>
+      </w:r>
+      <w:r>
+        <w:t>bildar mykorrhiza med gran och tall i äldre ängsgranskog och hällmarksbarrskog på kalkrik mark. Kända aktuella lokaler finns endast på Gotland. Det främsta hotet mot arten är avverkning av dess värdträd gran och tall och kända lokaler bör undantas från avverkning för att säkra att dessa hålls intakta (SLU Artdatabanken, 2024).</w:t>
+      </w:r>
+    </w:p>
+    <w:p>
+      <w:r>
+        <w:rPr>
+          <w:b/>
+        </w:rPr>
         <w:t>Barrviolspindling (NT)</w:t>
       </w:r>
       <w:r>
@@ -380,6 +413,17 @@
         <w:rPr>
           <w:b/>
         </w:rPr>
+        <w:t>Duvhök (NT, §4)</w:t>
+      </w:r>
+      <w:r>
+        <w:t>, som är rödlistad som nära hotad, har minskat med 15 (0–30) % under de senaste 18 åren och minskningstakten för den svenska populationen bedöms vara nära gränsvärdet för sårbar (VU). Arten är starkt bunden till skogsmark och jagar helst inne i äldre skog. Den missgynnas av stora hyggen och täta planteringar. De gamla fåglarna är i huvudsak stationära i sina revir och boet läggs inne i tät, oftast äldre skog. Kantzoner mot öppen mark undviks och duvhöken, som är beroende av insynsskyddade boplatser, är därför känsligare för slutavverkning än flera andra rovfåglar. Friställande av boträd eller avverkning så att boplatsen blir exponerad mot öppen mark, medför att platsen överges. Eftersom duvhöken helst häckar i gammal skog, är dess häckningsplatser i princip alltid mer eller mindre hotade av skogsbruk och avverkningar (SLU Artdatabanken, 2026; Skogsstyrelsen 2016).</w:t>
+      </w:r>
+    </w:p>
+    <w:p>
+      <w:r>
+        <w:rPr>
+          <w:b/>
+        </w:rPr>
         <w:t>Dårgräsfjäril (NT, §4a)</w:t>
       </w:r>
       <w:r>
@@ -402,6 +446,35 @@
         <w:rPr>
           <w:b/>
         </w:rPr>
+        <w:t xml:space="preserve">Kattfotslav (NT) </w:t>
+      </w:r>
+      <w:r>
+        <w:t xml:space="preserve">är en mycket god signalart i hela sitt svenska utbredningsområde och skogsbestånd med kattfotslav är alltid värdefulla ur naturvårdssynpunkt. Arten indikerar dels ett mikroklimat med konstant hög luftfuktighet, dels kontinuitet av äldre träd och god trädslutenhet. Trots att den är vanligare i sydvästra Sverige växer den enbart i skogsbestånd med höga naturvärden. Den är känslig för skogliga ingrepp som kan förändra lokal- och mikroklimat. Kattfotslav är typisk art för </w:t>
+      </w:r>
+      <w:r>
+        <w:rPr>
+          <w:i/>
+        </w:rPr>
+        <w:t xml:space="preserve">9010 Taiga, 9160 Näringsrik ekskog </w:t>
+      </w:r>
+      <w:r>
+        <w:t>och</w:t>
+      </w:r>
+      <w:r>
+        <w:rPr>
+          <w:i/>
+        </w:rPr>
+        <w:t xml:space="preserve"> 9190 Näringsfattig ekskog</w:t>
+      </w:r>
+      <w:r>
+        <w:t xml:space="preserve"> (Nitare &amp; Skogsstyrelsen, 2019; SLU Artdatabanken, 2026).</w:t>
+      </w:r>
+    </w:p>
+    <w:p>
+      <w:r>
+        <w:rPr>
+          <w:b/>
+        </w:rPr>
         <w:t>Kryddspindling (NT)</w:t>
       </w:r>
       <w:r>
@@ -433,6 +506,35 @@
         <w:rPr>
           <w:b/>
         </w:rPr>
+        <w:t>Reliktbock (NT)</w:t>
+      </w:r>
+      <w:r>
+        <w:t xml:space="preserve"> är en skalbagge vars larvutveckling sker i tjock, solexponerad skorpbark på gamla, levande tallar. Ofta i träd som under längre tid stått fritt och öppet, t.ex. i kantzoner i odlingslandskap, längs stränder och åsar, men också i gles, gammal tallskog på mager mark. Arten är brandgynnad genom att omgivande småträd och buskar försvinner vid lågintensiva bränder samtidigt som gamla tallar överlever och förblir solexponerade. Minskningstakten för den svenska populationen bedöms vara nära gränsvärdet för Sårbar (VU) och i den europeiska rödlistan är reliktbock rödlistad som Sårbar (VU) vilket innebär att Sverige har ett internationellt ansvar för arten. Gamla tallskogar bör få ett långsiktigt skydd, och inte slutavverkas. Reliktbock är typisk art för </w:t>
+      </w:r>
+      <w:r>
+        <w:rPr>
+          <w:i/>
+        </w:rPr>
+        <w:t>9010 Taiga</w:t>
+      </w:r>
+      <w:r>
+        <w:t xml:space="preserve"> och</w:t>
+      </w:r>
+      <w:r>
+        <w:rPr>
+          <w:i/>
+        </w:rPr>
+        <w:t xml:space="preserve"> 9060 Åsbarrskog</w:t>
+      </w:r>
+      <w:r>
+        <w:t xml:space="preserve"> (SLU Artdatabanken, 2024; IUCN, 2016).</w:t>
+      </w:r>
+    </w:p>
+    <w:p>
+      <w:r>
+        <w:rPr>
+          <w:b/>
+        </w:rPr>
         <w:t xml:space="preserve">Sandkremla (NT) </w:t>
       </w:r>
       <w:r>
@@ -477,6 +579,37 @@
       </w:r>
       <w:r>
         <w:t>bildar mykorrhiza med gran i äldre ängsgranskog på kalkrik mark och kräver sannolikt lång kontinuitet av äldre träd. Arten bedöms ha minskat med mer än 15 % över de senaste 50 åren, p.g.a. slutavverkning av äldre skog och minskningstakten för den svenska populationen bedöms vara nära gränsvärdet för Sårbar (VU). (A2c+3c+4c). På artens växtplatser måste skogsbruk ske med stor försiktighet eftersom de ofta innehåller ett stort antal sällsynta och hotade arter. Lokaler med rika förekomster bör betraktas som nyckelbiotoper och helt undantas från avverkning. Äggspindling är globalt rödlistad som nära hotad (NT) vilket innebär att Sverige har ett internationellt ansvar för arten (SLU Artdatabanken, 2024; Nitare &amp; Skogsstyrelsen, 2019; IUCN, 2019).</w:t>
+      </w:r>
+    </w:p>
+    <w:p>
+      <w:r>
+        <w:rPr>
+          <w:b/>
+        </w:rPr>
+        <w:t>Grynspindling (DD)</w:t>
+      </w:r>
+      <w:r>
+        <w:t xml:space="preserve"> bildar mykorrhiza med tall, huvudsakligen i mossig barrskog. Uppmärksammad art men fyndrapporterna är fortfarande få. Ett tiotal lokaler från Östergötland i söder till Jämtland i norr är kända. Arten påverkas negativt av brist på kontinuitetsskog. Faktaunderlaget bedöms vara otillräckligt för att avgöra vilken av de olika rödlistningskategorierna som är mest trolig (SLU Artdatabanken, 2026).</w:t>
+      </w:r>
+    </w:p>
+    <w:p>
+      <w:r>
+        <w:rPr>
+          <w:b/>
+        </w:rPr>
+        <w:t>Bronshjon</w:t>
+      </w:r>
+      <w:r>
+        <w:t xml:space="preserve"> är en skalbagge vars larvutveckling sker under grov bark på stammar av döda eller döende barrträd, främst gran, i mindre omfattning tall. Arten är knuten till äldre, naturskogslik granskog med inslag av torkande träd. Bronshjon är typisk art för </w:t>
+      </w:r>
+      <w:r>
+        <w:rPr>
+          <w:i/>
+        </w:rPr>
+        <w:t>9010 Taiga</w:t>
+      </w:r>
+      <w:r>
+        <w:t xml:space="preserve"> (SLU Artdatabanken, 2025).</w:t>
       </w:r>
     </w:p>
     <w:p>
@@ -675,7 +808,7 @@
         <w:rPr>
           <w:i/>
         </w:rPr>
-        <w:t>I det avverkningsanmälda skogsområdet har 26 rödlistade arter och signalarter påträffats. Detta ska jämföras med Skogsstyrelsens uppföljning 2017 av nyckelbiotoper som visade att man i genomsnitt hittar 20,6 olika rödlistade arter och signalarter i en nyckelbiotop (Wijk, S. 2017. Biologisk mångfald i nyckelbiotoper – Resultat från inventeringen “Uppföljning biologisk mångfald” 2009–2015. Rapport 4/2017 Skogsstyrelsen, Jönköping).</w:t>
+        <w:t>I det avverkningsanmälda skogsområdet har 37 rödlistade arter och signalarter påträffats. Detta ska jämföras med Skogsstyrelsens uppföljning 2017 av nyckelbiotoper som visade att man i genomsnitt hittar 20,6 olika rödlistade arter och signalarter i en nyckelbiotop (Wijk, S. 2017. Biologisk mångfald i nyckelbiotoper – Resultat från inventeringen “Uppföljning biologisk mångfald” 2009–2015. Rapport 4/2017 Skogsstyrelsen, Jönköping).</w:t>
       </w:r>
     </w:p>
     <w:p>
@@ -704,7 +837,7 @@
         <w:rPr>
           <w:i/>
         </w:rPr>
-        <w:t>I det avverkningsanmälda skogsområdet har 29 naturvårdsarter varav 20 rödlistade arter sina livsmiljöer och växtplatser.</w:t>
+        <w:t>I det avverkningsanmälda skogsområdet har 40 naturvårdsarter varav 28 rödlistade arter sina livsmiljöer och växtplatser.</w:t>
       </w:r>
     </w:p>
     <w:p>
@@ -902,6 +1035,70 @@
       </w:pPr>
       <w:r>
         <w:t>BILAGA 1 – Fridlysta arter</w:t>
+      </w:r>
+    </w:p>
+    <w:p>
+      <w:pPr>
+        <w:pStyle w:val="Heading1"/>
+      </w:pPr>
+      <w:r>
+        <w:t>Duvhök – ekologi samt krav på livsmiljön</w:t>
+      </w:r>
+    </w:p>
+    <w:p>
+      <w:r>
+        <w:t>Duvhök (NT, §4) är rödlistad som nära hotad och fridlyst enligt 4§ artskyddsförordningen. Arten har minskat med 15 (0–30) % under de senaste 18 åren och minskningstakten för den svenska populationen bedöms vara nära gränsvärdet för sårbar (VU). Bedömningen baseras på direkt observation, ett för arten lämpligt abundansindex och minskad geografisk utbredning och/eller försämrad habitatkvalitet (allt yngre och tätare skogar vilket försvårar för boplacering samt missgynnar jaktmöjligheterna) (SLU Artdatabanken, 2026).</w:t>
+      </w:r>
+    </w:p>
+    <w:p>
+      <w:r>
+        <w:t>Duvhöken är starkt bunden till skogsmark, såväl för häckning som födosök. Den påträffas oftast i större skogsområden med äldre skog, men kan ibland även häcka i dungar i områden dominerade av öppen mark. De gamla fåglarna är i huvudsak stationära i sina revir. Duvhöken jagar helst inne i äldre skog och missgynnas av stora hyggen och täta planteringar (Skogsstyrelsen, 2016).</w:t>
+      </w:r>
+    </w:p>
+    <w:p>
+      <w:r>
+        <w:t>Boet läggs inne i tät, oftast äldre skog. Kantzoner mot öppen mark undviks och duvhöken är därför känsligare för slutavverkning än flera andra rovfåglar. Boträdet måste vara grovgrenigt och är oftast en äldre gran eller tall, i sydligaste Sverige är bok vanligt. Duvhöken är beroende av insynsskyddade boplatser. Friställande av boträd eller avverkning så att boplatsen är exponerad mot öppen mark, medför att platsen överges. Samma bo kan användas flera år i rad, men likt andra rovfåglar har den normalt ett eller flera alternativa bon (Skogsstyrelsen, 2016). Eftersom duvhöken helst häckar i gammal skog, är dess häckningsplatser i princip alltid mer eller mindre hotade av skogsbruk och avverkningar (SLU Artdatabanken, 2026).</w:t>
+      </w:r>
+    </w:p>
+    <w:p>
+      <w:r>
+        <w:t>Den viktigaste begränsande faktorn för duvhökspopulationen i stort är födan och ett allvarligare problem är därför den av skogsbruket orsakade storskaliga omvandlingen och utarmningen av skogslandskapet, som kan påverka såväl duvhökens möjlighet att jaga som förekomsten av viktiga byten. Duvhökens jaktteknik gör den beroende av landskapets utformning och sammansättning och dess preferens för gammal skog tyder på att den är anpassad till att jaga i skog som är “lagom” tät. I öppnare biotoper, till exempel hyggen, kommer dess jaktteknik inte till sin rätt och i tätare biotoper, t.ex. ungskogar, har den relativt stora duvhöken svårt att manövrera (SLU Artdatabanken, 2026).</w:t>
+      </w:r>
+    </w:p>
+    <w:p>
+      <w:pPr>
+        <w:pStyle w:val="Heading2"/>
+      </w:pPr>
+      <w:r>
+        <w:t>Referenser – duvhök</w:t>
+      </w:r>
+    </w:p>
+    <w:p>
+      <w:r>
+        <w:t xml:space="preserve">Skogsstyrelsen, 2016. </w:t>
+      </w:r>
+      <w:r>
+        <w:rPr>
+          <w:i/>
+        </w:rPr>
+        <w:t xml:space="preserve">Duvhök – Vägledning för hänsyn till fåglar. </w:t>
+      </w:r>
+      <w:r>
+        <w:t>https://www.skogsstyrelsen.se/globalassets/lag-och-tillsyn/artskydd/vagledningar-for-hansyn-till-faglar/duvhok-vagledning-hansyn2.pdf</w:t>
+      </w:r>
+    </w:p>
+    <w:p>
+      <w:r>
+        <w:t xml:space="preserve">SLU Artdatabanken, 2026. </w:t>
+      </w:r>
+      <w:r>
+        <w:rPr>
+          <w:i/>
+        </w:rPr>
+        <w:t xml:space="preserve">Artfaktablad. Naturvård – artfakta. </w:t>
+      </w:r>
+      <w:r>
+        <w:t>SLU Artdatabanken, Uppsala</w:t>
       </w:r>
     </w:p>
     <w:p>
@@ -1205,7 +1402,7 @@
     <w:r>
       <w:tab/>
       <w:tab/>
-      <w:t>2026-10-23</w:t>
+      <w:t>2026-10-24</w:t>
       <w:br/>
       <w:br/>
     </w:r>

--- a/klagomål/A 584-2023 FSC-klagomål.docx
+++ b/klagomål/A 584-2023 FSC-klagomål.docx
@@ -1402,7 +1402,7 @@
     <w:r>
       <w:tab/>
       <w:tab/>
-      <w:t>2026-10-24</w:t>
+      <w:t>2026-10-25</w:t>
       <w:br/>
       <w:br/>
     </w:r>

--- a/klagomål/A 584-2023 FSC-klagomål.docx
+++ b/klagomål/A 584-2023 FSC-klagomål.docx
@@ -1402,7 +1402,7 @@
     <w:r>
       <w:tab/>
       <w:tab/>
-      <w:t>2026-10-25</w:t>
+      <w:t>2026-10-26</w:t>
       <w:br/>
       <w:br/>
     </w:r>

--- a/klagomål/A 584-2023 FSC-klagomål.docx
+++ b/klagomål/A 584-2023 FSC-klagomål.docx
@@ -1402,7 +1402,7 @@
     <w:r>
       <w:tab/>
       <w:tab/>
-      <w:t>2026-10-26</w:t>
+      <w:t>2026-10-27</w:t>
       <w:br/>
       <w:br/>
     </w:r>

--- a/klagomål/A 584-2023 FSC-klagomål.docx
+++ b/klagomål/A 584-2023 FSC-klagomål.docx
@@ -1402,7 +1402,7 @@
     <w:r>
       <w:tab/>
       <w:tab/>
-      <w:t>2026-10-27</w:t>
+      <w:t>2026-10-28</w:t>
       <w:br/>
       <w:br/>
     </w:r>
